--- a/docs/inventory/krolikovodstvo/docx/T06-feed.docx
+++ b/docs/inventory/krolikovodstvo/docx/T06-feed.docx
@@ -66,6 +66,109 @@
     </w:p>
     <w:p>
       <w:r>
+        <w:t>Ссылки на исходный ТЭО (файл:строка):</w:t>
+      </w:r>
+    </w:p>
+    <w:p>
+      <w:r>
+        <w:rPr>
+          <w:rFonts w:ascii="Consolas" w:hAnsi="Consolas"/>
+          <w:color w:val="1A568E"/>
+          <w:sz w:val="18"/>
+        </w:rPr>
+        <w:t>↳ docs/graphify-corpus/01-vvedenie-i-resume.md:108–114</w:t>
+      </w:r>
+    </w:p>
+    <w:p>
+      <w:r>
+        <w:rPr>
+          <w:rFonts w:ascii="Consolas" w:hAnsi="Consolas"/>
+          <w:color w:val="1A568E"/>
+          <w:sz w:val="18"/>
+        </w:rPr>
+        <w:t>↳ docs/graphify-corpus/01-vvedenie-i-resume.md:346–356</w:t>
+      </w:r>
+    </w:p>
+    <w:p>
+      <w:r>
+        <w:rPr>
+          <w:rFonts w:ascii="Consolas" w:hAnsi="Consolas"/>
+          <w:color w:val="1A568E"/>
+          <w:sz w:val="18"/>
+        </w:rPr>
+        <w:t>↳ docs/graphify-corpus/01-vvedenie-i-resume.md:424–432</w:t>
+      </w:r>
+    </w:p>
+    <w:p>
+      <w:r>
+        <w:rPr>
+          <w:rFonts w:ascii="Consolas" w:hAnsi="Consolas"/>
+          <w:color w:val="1A568E"/>
+          <w:sz w:val="18"/>
+        </w:rPr>
+        <w:t>↳ docs/graphify-corpus/01-vvedenie-i-resume.md:470–478</w:t>
+      </w:r>
+    </w:p>
+    <w:p>
+      <w:r>
+        <w:rPr>
+          <w:rFonts w:ascii="Consolas" w:hAnsi="Consolas"/>
+          <w:color w:val="1A568E"/>
+          <w:sz w:val="18"/>
+        </w:rPr>
+        <w:t>↳ docs/graphify-corpus/01-vvedenie-i-resume.md:801–807</w:t>
+      </w:r>
+    </w:p>
+    <w:p>
+      <w:r>
+        <w:rPr>
+          <w:rFonts w:ascii="Consolas" w:hAnsi="Consolas"/>
+          <w:color w:val="1A568E"/>
+          <w:sz w:val="18"/>
+        </w:rPr>
+        <w:t>↳ docs/graphify-corpus/01-vvedenie-i-resume.md:963–969</w:t>
+      </w:r>
+    </w:p>
+    <w:p>
+      <w:r>
+        <w:rPr>
+          <w:rFonts w:ascii="Consolas" w:hAnsi="Consolas"/>
+          <w:color w:val="1A568E"/>
+          <w:sz w:val="18"/>
+        </w:rPr>
+        <w:t>↳ docs/graphify-corpus/01-vvedenie-i-resume.md:1053–1063</w:t>
+      </w:r>
+    </w:p>
+    <w:p>
+      <w:r>
+        <w:rPr>
+          <w:rFonts w:ascii="Consolas" w:hAnsi="Consolas"/>
+          <w:color w:val="1A568E"/>
+          <w:sz w:val="18"/>
+        </w:rPr>
+        <w:t>↳ docs/graphify-corpus/01-vvedenie-i-resume.md:1637–1643</w:t>
+      </w:r>
+    </w:p>
+    <w:p>
+      <w:r>
+        <w:rPr>
+          <w:rFonts w:ascii="Consolas" w:hAnsi="Consolas"/>
+          <w:color w:val="1A568E"/>
+          <w:sz w:val="18"/>
+        </w:rPr>
+        <w:t>↳ docs/graphify-corpus/01-vvedenie-i-resume.md:1684–1694</w:t>
+      </w:r>
+    </w:p>
+    <w:p>
+      <w:pPr>
+        <w:pStyle w:val="Heading3"/>
+      </w:pPr>
+      <w:r>
+        <w:t>Фрагмент docs/graphify-corpus/01-vvedenie-i-resume.md:108–114</w:t>
+      </w:r>
+    </w:p>
+    <w:p>
+      <w:r>
         <w:t>Животноводство (КРС 30 000 голов и МРС 60 000 голов) — 20 000 тн мяса в год, 50 000 тн молочных продуктов в год, 600 тыс. м2 натуральная кожа в год, 6 000 тн желатин в год, 3 000 тн кровяная мука в год (итальянская технология)</w:t>
         <w:br/>
         <w:t>Рыбоводство (белуга 70 000 голов) — 20 тн чёрной икры в год (итальянская технология)</w:t>
@@ -79,6 +182,14 @@
         <w:t>Солнечные панели (50 Мвт.ч.) - энергетическая независимость и зеленая энергия</w:t>
         <w:br/>
         <w:t>Экономические показатели:</w:t>
+      </w:r>
+    </w:p>
+    <w:p>
+      <w:pPr>
+        <w:pStyle w:val="Heading3"/>
+      </w:pPr>
+      <w:r>
+        <w:t>Фрагмент docs/graphify-corpus/01-vvedenie-i-resume.md:346–356</w:t>
       </w:r>
     </w:p>
     <w:p>
@@ -107,6 +218,14 @@
       </w:r>
     </w:p>
     <w:p>
+      <w:pPr>
+        <w:pStyle w:val="Heading3"/>
+      </w:pPr>
+      <w:r>
+        <w:t>Фрагмент docs/graphify-corpus/01-vvedenie-i-resume.md:424–432</w:t>
+      </w:r>
+    </w:p>
+    <w:p>
       <w:r>
         <w:t>Проектная мощность установок позволяет производить больше энергии, чем необходимо для внутреннего потребления. Излишки электроэнергии будут продаваться государству.</w:t>
       </w:r>
@@ -124,6 +243,14 @@
     <w:p>
       <w:r>
         <w:t>Таким образом, себестоимость кормов будет значительно ниже, чем при их закупке у сторонних производителей, что позволит оптимизировать расходы и повысить рентабельность проекта.</w:t>
+      </w:r>
+    </w:p>
+    <w:p>
+      <w:pPr>
+        <w:pStyle w:val="Heading3"/>
+      </w:pPr>
+      <w:r>
+        <w:t>Фрагмент docs/graphify-corpus/01-vvedenie-i-resume.md:470–478</w:t>
       </w:r>
     </w:p>
     <w:p>
@@ -149,6 +276,14 @@
       </w:r>
     </w:p>
     <w:p>
+      <w:pPr>
+        <w:pStyle w:val="Heading3"/>
+      </w:pPr>
+      <w:r>
+        <w:t>Фрагмент docs/graphify-corpus/01-vvedenie-i-resume.md:801–807</w:t>
+      </w:r>
+    </w:p>
+    <w:p>
       <w:r>
         <w:t>Дополнительные мощности для кролиководческой фермы</w:t>
       </w:r>
@@ -161,6 +296,14 @@
     <w:p>
       <w:r>
         <w:t>Кролики питаются комбинированным сухим кормом, приготовленным по специальной рецептуре, разработанной ведущими европейскими специалистами.</w:t>
+      </w:r>
+    </w:p>
+    <w:p>
+      <w:pPr>
+        <w:pStyle w:val="Heading3"/>
+      </w:pPr>
+      <w:r>
+        <w:t>Фрагмент docs/graphify-corpus/01-vvedenie-i-resume.md:963–969</w:t>
       </w:r>
     </w:p>
     <w:p>
@@ -178,6 +321,14 @@
     <w:p>
       <w:r>
         <w:t>За счет создания собственной кормовой базы и использования зеленой энергии мы планируем:</w:t>
+      </w:r>
+    </w:p>
+    <w:p>
+      <w:pPr>
+        <w:pStyle w:val="Heading3"/>
+      </w:pPr>
+      <w:r>
+        <w:t>Фрагмент docs/graphify-corpus/01-vvedenie-i-resume.md:1053–1063</w:t>
       </w:r>
     </w:p>
     <w:p>
@@ -209,6 +360,14 @@
       </w:r>
     </w:p>
     <w:p>
+      <w:pPr>
+        <w:pStyle w:val="Heading3"/>
+      </w:pPr>
+      <w:r>
+        <w:t>Фрагмент docs/graphify-corpus/01-vvedenie-i-resume.md:1637–1643</w:t>
+      </w:r>
+    </w:p>
+    <w:p>
       <w:r>
         <w:t>В России необходимо создать селекционно-генетические центры, где будет сформировано чистопородное поголовье мясного направления продуктивности. Сейчас популярны иностранные породы, но возможность приобретения советского поголовья привлечет в отрасль свежий приток инвестиций.</w:t>
       </w:r>
@@ -221,6 +380,14 @@
     <w:p>
       <w:r>
         <w:t>Необходимо также наладить финансовую и правовую помощь государства в виде субсидий, грантов и выплат. Союзом кролиководов и Минсельхозом был разработан проект программы по развитию кролиководства и увеличению производства продукции кролиководства в России на 2020-2025 годы. Новый показатель потребления мяса кролика на душу населения равен 500 г в год. Для достижения этого плана нужно увеличить промышленное поголовье до 970 тыс. кроликов, что принесет 73 тыс.т. мяса в год.</w:t>
+      </w:r>
+    </w:p>
+    <w:p>
+      <w:pPr>
+        <w:pStyle w:val="Heading3"/>
+      </w:pPr>
+      <w:r>
+        <w:t>Фрагмент docs/graphify-corpus/01-vvedenie-i-resume.md:1684–1694</w:t>
       </w:r>
     </w:p>
     <w:p>
@@ -259,6 +426,21 @@
       </w:r>
     </w:p>
     <w:p>
+      <w:r>
+        <w:t>Ссылки на исходный ТЭО (файл:строка):</w:t>
+      </w:r>
+    </w:p>
+    <w:p>
+      <w:r>
+        <w:rPr>
+          <w:rFonts w:ascii="Consolas" w:hAnsi="Consolas"/>
+          <w:color w:val="1A568E"/>
+          <w:sz w:val="18"/>
+        </w:rPr>
+        <w:t>↳ docs/graphify-corpus/03-proizvodstvo-i-tehnologii.md:1519–1521</w:t>
+      </w:r>
+    </w:p>
+    <w:p>
       <w:pPr>
         <w:pStyle w:val="Heading2"/>
       </w:pPr>
@@ -282,6 +464,21 @@
       </w:pPr>
       <w:r>
         <w:t>Источник: docs/teo/125-табл-141-рецепты-комбикормов-для-кроликов.md</w:t>
+      </w:r>
+    </w:p>
+    <w:p>
+      <w:r>
+        <w:t>Ссылки на исходный ТЭО (файл:строка):</w:t>
+      </w:r>
+    </w:p>
+    <w:p>
+      <w:r>
+        <w:rPr>
+          <w:rFonts w:ascii="Consolas" w:hAnsi="Consolas"/>
+          <w:color w:val="1A568E"/>
+          <w:sz w:val="18"/>
+        </w:rPr>
+        <w:t>↳ docs/teo/125-табл-141-рецепты-комбикормов-для-кроликов.md:1–70</w:t>
       </w:r>
     </w:p>
     <w:p>
@@ -448,6 +645,21 @@
       </w:pPr>
       <w:r>
         <w:t>Источник: docs/scenarios/baseline.yaml</w:t>
+      </w:r>
+    </w:p>
+    <w:p>
+      <w:r>
+        <w:t>Ссылки на исходный ТЭО (файл:строка):</w:t>
+      </w:r>
+    </w:p>
+    <w:p>
+      <w:r>
+        <w:rPr>
+          <w:rFonts w:ascii="Consolas" w:hAnsi="Consolas"/>
+          <w:color w:val="1A568E"/>
+          <w:sz w:val="18"/>
+        </w:rPr>
+        <w:t>↳ docs/scenarios/baseline.yaml:1–76</w:t>
       </w:r>
     </w:p>
     <w:p>

--- a/docs/inventory/krolikovodstvo/docx/T06-feed.docx
+++ b/docs/inventory/krolikovodstvo/docx/T06-feed.docx
@@ -437,7 +437,35 @@
           <w:color w:val="1A568E"/>
           <w:sz w:val="18"/>
         </w:rPr>
-        <w:t>↳ docs/graphify-corpus/03-proizvodstvo-i-tehnologii.md:1519–1521</w:t>
+        <w:t>↳ docs/graphify-corpus/03-proizvodstvo-i-tehnologii.md:1519–1522</w:t>
+      </w:r>
+    </w:p>
+    <w:p>
+      <w:r>
+        <w:rPr>
+          <w:rFonts w:ascii="Consolas" w:hAnsi="Consolas"/>
+          <w:color w:val="1A568E"/>
+          <w:sz w:val="18"/>
+        </w:rPr>
+        <w:t>↳ docs/graphify-corpus/03-proizvodstvo-i-tehnologii.md:776–782</w:t>
+      </w:r>
+    </w:p>
+    <w:p>
+      <w:r>
+        <w:rPr>
+          <w:rFonts w:ascii="Consolas" w:hAnsi="Consolas"/>
+          <w:color w:val="1A568E"/>
+          <w:sz w:val="18"/>
+        </w:rPr>
+        <w:t>↳ docs/graphify-corpus/03-proizvodstvo-i-tehnologii.md:784–790</w:t>
+      </w:r>
+    </w:p>
+    <w:p>
+      <w:pPr>
+        <w:pStyle w:val="Heading3"/>
+      </w:pPr>
+      <w:r>
+        <w:t>Фрагмент docs/graphify-corpus/03-proizvodstvo-i-tehnologii.md:1519–1522</w:t>
       </w:r>
     </w:p>
     <w:p>
@@ -456,6 +484,58 @@
     <w:p>
       <w:r>
         <w:t>Состав комбикорма для осетровых рыб: рыбная мука - 41%; кукурузный глютен - 10%; дрожжи гидролизные-5%, пшеница - 16%; шрот подсолнечника - 20%; рыбий жир - 7%; премикс - 1%.</w:t>
+      </w:r>
+    </w:p>
+    <w:p>
+      <w:pPr>
+        <w:pStyle w:val="Heading3"/>
+      </w:pPr>
+      <w:r>
+        <w:t>Фрагмент docs/graphify-corpus/03-proizvodstvo-i-tehnologii.md:776–782</w:t>
+      </w:r>
+    </w:p>
+    <w:p>
+      <w:r>
+        <w:t>Качественные характеристики продукции напрямую зависят от оборудования на заводе, где производится продукт. При создании комбикорма необходимо не только соблюдать правильную дозировку компонентов, но и контролировать все этапы процесса.</w:t>
+        <w:br/>
+        <w:t>Современный комбинированный корм — это высокотехнологичный продукт, который сочетает в себе данные, полученные экспериментальным путем, а также высокотехнологичное производство согласно нормам ГОСТа.</w:t>
+        <w:br/>
+        <w:t>Полнорационные корма для КРС, птицы, кроликов изготавливают из:</w:t>
+        <w:br/>
+        <w:t>зерновых. Овес, пшеница, ячмень, тритикале, кукуруза, просо — это источник углеводов. В зависимости от возраста и вида животных процент зерновых в комбикорме может доходить до 85%;</w:t>
+        <w:br/>
+        <w:t>шрот или жмых подсолнечника, сои, льна — источник в рационе ненасыщенных жиров, жирорастворимых витаминов. В кормовой смеси растительных жиров от 15 до 25%;</w:t>
+        <w:br/>
+        <w:t>бобовые. Горох, соя, люпин в комбикорм добавляются в количестве до 45% (самый высокий процент белковых компонентов в комбикормах для беременных самок и молодняка на подсосе). В сое и других бобовых много ингибиторов трипсина (фермента желудочного сока). Поэтому бобовые добавляются в комбикорм после экструзии, микронизации, прожаривания и другой тепловой обработки;</w:t>
+      </w:r>
+    </w:p>
+    <w:p>
+      <w:pPr>
+        <w:pStyle w:val="Heading3"/>
+      </w:pPr>
+      <w:r>
+        <w:t>Фрагмент docs/graphify-corpus/03-proizvodstvo-i-tehnologii.md:784–790</w:t>
+      </w:r>
+    </w:p>
+    <w:p>
+      <w:r>
+        <w:t>грубые корма с высоким содержанием клетчатки (сено, травяная мука, солома);</w:t>
+        <w:br/>
+        <w:t>аминокислоты. Незаменимые (те, которые не синтезируются в организме животных) аминокислоты — лизин, цистин + метионин, триптофан, треонин. Их наличие в корме обязательно для нормального роста, развития и продуктивности животных;</w:t>
+        <w:br/>
+        <w:t>минеральные смеси. Каменная соль, сульфат магния, динатрийфосфат, йодид калия, карбонат кальция — самые популярные минеральные добавки в кормлении. Минералы влияют на метаболизм, активность сердечно-сосудистой системы, калиево-натриевого клеточного насоса. Дефицит микроэлементов провоцирует рахит, снижение продуктивности животных, плохое переваривание корма, тремор, истощение;</w:t>
+        <w:br/>
+        <w:t>витаминные добавки. Витамин Е, А — жирорастворимые витамины. Они влияют на жировой обмен веществ, активность репродуктивной системы, процессы автолиза после убоя. Тиамин — водорастворимый витамин группы В. Особенно чувствительные к дефициту витамина В1 свиньи, птица, кролики. Гиповитаминоз тиамина провоцирует параличи, треморы, нарушение углеводного обмена веществ и общее истощение организма. Витамин В12 отвечает за насыщение тканей кислородом. Дефицит вещества провоцирует анемию, задержки в росте, эмбриональный падеж;</w:t>
+        <w:br/>
+        <w:t>биостимуляторы. Антиоксиданты, сорбенты, пробиотики и пребиотики, энзимы, водоросли, ил, сапропель — все эти вещества не имеют питательной ценности. Так зачем их добавляют в комбикорм? Эти компоненты налаживают работу микрофлоры кишечника, повышают усвояемость корма, подавляют развитие патогенной и условно-патогенной микрофлоры в организме животного. Значение стимуляторов особенно высоко в условиях промышленного содержания животных и птицы.</w:t>
+      </w:r>
+    </w:p>
+    <w:p>
+      <w:pPr>
+        <w:pStyle w:val="Heading3"/>
+      </w:pPr>
+      <w:r>
+        <w:t>Виды корма для рыб</w:t>
       </w:r>
     </w:p>
     <w:p>
